--- a/Workshops/Workshop 4 - Diagnosing LM with continuous predictors/W4.docx
+++ b/Workshops/Workshop 4 - Diagnosing LM with continuous predictors/W4.docx
@@ -101,7 +101,7 @@
         <w:t xml:space="preserve"> </w:t>
       </w:r>
       <w:r>
-        <w:t xml:space="preserve">2024-08-16</w:t>
+        <w:t xml:space="preserve">2024-08-18</w:t>
       </w:r>
     </w:p>
     <w:sdt>
@@ -2915,6 +2915,9 @@
         <w:pStyle w:val="Heading2"/>
       </w:pPr>
       <w:r>
+        <w:rPr>
+          <w:rStyle w:val="VerbatimChar"/>
+        </w:rPr>
         <w:t xml:space="preserve">Residuals vs Leverage</w:t>
       </w:r>
     </w:p>
@@ -3178,36 +3181,13 @@
     </w:p>
     <w:p>
       <w:pPr>
-        <w:pStyle w:val="SourceCode"/>
-      </w:pPr>
-      <w:r>
-        <w:rPr>
-          <w:rStyle w:val="CommentTok"/>
-        </w:rPr>
-        <w:t xml:space="preserve"># Less so than Linearity but it can. Having unequal variance errors (or residuals) can inflate the standard error. As you'll see next week, this means your 95% confidence intervals will be inflated which can make drawing inference a bit more challenging. It's the biggest issue when using P-Values and Null Hypothesis Significance Testing, where it leads to inflated type 1 and type 2 errors (thinking something is significant when it's not, or vice versa)</w:t>
-      </w:r>
-    </w:p>
-    <w:p>
-      <w:pPr>
         <w:numPr>
           <w:ilvl w:val="0"/>
-          <w:numId w:val="1003"/>
+          <w:numId w:val="1002"/>
         </w:numPr>
-        <w:pStyle w:val="Compact"/>
       </w:pPr>
       <w:r>
         <w:t xml:space="preserve">Using the diagnostics from the boto model, are there any diagnostic plots which indicate a problem in the model?</w:t>
-      </w:r>
-    </w:p>
-    <w:p>
-      <w:pPr>
-        <w:pStyle w:val="SourceCode"/>
-      </w:pPr>
-      <w:r>
-        <w:rPr>
-          <w:rStyle w:val="CommentTok"/>
-        </w:rPr>
-        <w:t xml:space="preserve"># No, they seem pretty well met across the board. The most questionable assumption that we can check is probably Equal Variance of Errors. There's a tiny suggestion of increasing variation in residuals from the Residuals vs Fitted plot, but nothing that causes me to stress.</w:t>
       </w:r>
     </w:p>
     <w:bookmarkEnd w:id="69"/>
@@ -3446,7 +3426,7 @@
         <w:pStyle w:val="Heading1"/>
       </w:pPr>
       <w:r>
-        <w:t xml:space="preserve">The beetles</w:t>
+        <w:t xml:space="preserve">The Beetles</w:t>
       </w:r>
     </w:p>
     <w:p>
@@ -3470,7 +3450,7 @@
       <w:pPr>
         <w:numPr>
           <w:ilvl w:val="0"/>
-          <w:numId w:val="1004"/>
+          <w:numId w:val="1003"/>
         </w:numPr>
         <w:pStyle w:val="Compact"/>
       </w:pPr>
@@ -4339,91 +4319,6 @@
       </w:pPr>
     </w:lvl>
   </w:abstractNum>
-  <w:abstractNum w:abstractNumId="99415">
-    <w:nsid w:val="A99415"/>
-    <w:multiLevelType w:val="multilevel"/>
-    <w:lvl w:ilvl="0">
-      <w:start w:val="5"/>
-      <w:numFmt w:val="decimal"/>
-      <w:lvlText w:val="%1."/>
-      <w:lvlJc w:val="left"/>
-      <w:pPr>
-        <w:ind w:left="720" w:hanging="480"/>
-      </w:pPr>
-    </w:lvl>
-    <w:lvl w:ilvl="1">
-      <w:start w:val="5"/>
-      <w:numFmt w:val="decimal"/>
-      <w:lvlText w:val="%2."/>
-      <w:lvlJc w:val="left"/>
-      <w:pPr>
-        <w:ind w:left="1440" w:hanging="480"/>
-      </w:pPr>
-    </w:lvl>
-    <w:lvl w:ilvl="2">
-      <w:start w:val="5"/>
-      <w:numFmt w:val="decimal"/>
-      <w:lvlText w:val="%3."/>
-      <w:lvlJc w:val="left"/>
-      <w:pPr>
-        <w:ind w:left="2160" w:hanging="480"/>
-      </w:pPr>
-    </w:lvl>
-    <w:lvl w:ilvl="3">
-      <w:start w:val="5"/>
-      <w:numFmt w:val="decimal"/>
-      <w:lvlText w:val="%4."/>
-      <w:lvlJc w:val="left"/>
-      <w:pPr>
-        <w:ind w:left="2880" w:hanging="480"/>
-      </w:pPr>
-    </w:lvl>
-    <w:lvl w:ilvl="4">
-      <w:start w:val="5"/>
-      <w:numFmt w:val="decimal"/>
-      <w:lvlText w:val="%5."/>
-      <w:lvlJc w:val="left"/>
-      <w:pPr>
-        <w:ind w:left="3600" w:hanging="480"/>
-      </w:pPr>
-    </w:lvl>
-    <w:lvl w:ilvl="5">
-      <w:start w:val="5"/>
-      <w:numFmt w:val="decimal"/>
-      <w:lvlText w:val="%6."/>
-      <w:lvlJc w:val="left"/>
-      <w:pPr>
-        <w:ind w:left="4320" w:hanging="480"/>
-      </w:pPr>
-    </w:lvl>
-    <w:lvl w:ilvl="6">
-      <w:start w:val="5"/>
-      <w:numFmt w:val="decimal"/>
-      <w:lvlText w:val="%7."/>
-      <w:lvlJc w:val="left"/>
-      <w:pPr>
-        <w:ind w:left="5040" w:hanging="480"/>
-      </w:pPr>
-    </w:lvl>
-    <w:lvl w:ilvl="7">
-      <w:start w:val="5"/>
-      <w:numFmt w:val="decimal"/>
-      <w:lvlText w:val="%8."/>
-      <w:lvlJc w:val="left"/>
-      <w:pPr>
-        <w:ind w:left="5760" w:hanging="480"/>
-      </w:pPr>
-    </w:lvl>
-    <w:lvl w:ilvl="8">
-      <w:start w:val="5"/>
-      <w:numFmt w:val="decimal"/>
-      <w:lvlText w:val="%9."/>
-      <w:lvlJc w:val="left"/>
-      <w:pPr>
-        <w:ind w:left="6480" w:hanging="480"/>
-      </w:pPr>
-    </w:lvl>
-  </w:abstractNum>
   <w:num w16cid:durableId="1968661439" w:numId="1">
     <w:abstractNumId w:val="0"/>
   </w:num>
@@ -4524,36 +4419,6 @@
     </w:lvlOverride>
   </w:num>
   <w:num w:numId="1003">
-    <w:abstractNumId w:val="99415"/>
-    <w:lvlOverride w:ilvl="0">
-      <w:startOverride w:val="5"/>
-    </w:lvlOverride>
-    <w:lvlOverride w:ilvl="1">
-      <w:startOverride w:val="5"/>
-    </w:lvlOverride>
-    <w:lvlOverride w:ilvl="2">
-      <w:startOverride w:val="5"/>
-    </w:lvlOverride>
-    <w:lvlOverride w:ilvl="3">
-      <w:startOverride w:val="5"/>
-    </w:lvlOverride>
-    <w:lvlOverride w:ilvl="4">
-      <w:startOverride w:val="5"/>
-    </w:lvlOverride>
-    <w:lvlOverride w:ilvl="5">
-      <w:startOverride w:val="5"/>
-    </w:lvlOverride>
-    <w:lvlOverride w:ilvl="6">
-      <w:startOverride w:val="5"/>
-    </w:lvlOverride>
-    <w:lvlOverride w:ilvl="7">
-      <w:startOverride w:val="5"/>
-    </w:lvlOverride>
-    <w:lvlOverride w:ilvl="8">
-      <w:startOverride w:val="5"/>
-    </w:lvlOverride>
-  </w:num>
-  <w:num w:numId="1004">
     <w:abstractNumId w:val="99411"/>
     <w:lvlOverride w:ilvl="0">
       <w:startOverride w:val="1"/>

--- a/Workshops/Workshop 4 - Diagnosing LM with continuous predictors/W4.docx
+++ b/Workshops/Workshop 4 - Diagnosing LM with continuous predictors/W4.docx
@@ -2535,7 +2535,7 @@
         <w:pStyle w:val="BodyText"/>
       </w:pPr>
       <w:r>
-        <w:t xml:space="preserve">This means that the Scale-Location plot provides another opportunity to check the same assumptions that the Residuals vs Fitted plot did. The reason for having both plots is that sometimes one plot may make diagnosing issues easier than the other. For example, I often find the Scale-Location plot more useful for complex models but somewhat redundant for simpler ones. Indeed, there are times when the Residuals vs Fitted plot may appear problematic, but the checking Scale-Location plot can tell me that the issues are not as severe as they initially seemed.</w:t>
+        <w:t xml:space="preserve">This means that the Scale-Location plot provides another opportunity to check the same assumptions that the Residuals vs Fitted plot did but in a different way. The reason for having both plots is that sometimes one plot may make diagnosing issues easier than the other. For example, the Residuals vs Fitted can may spotting non-linearity a bit easier, while the Scale-Location can make checking for equal variance a bit easier. It’s often worth checking both.</w:t>
       </w:r>
     </w:p>
     <w:bookmarkEnd w:id="50"/>
